--- a/Articles文章/标准操作流程SOP/通用标准操作流程SOP/现场安全评估 v1.0.0.docx
+++ b/Articles文章/标准操作流程SOP/通用标准操作流程SOP/现场安全评估 v1.0.0.docx
@@ -1177,15 +1177,33 @@
           <w:sz w:val="28"/>
           <w:szCs w:val="28"/>
         </w:rPr>
-        <w:t>Personal Protective Equipment</w:t>
-      </w:r>
-      <w:r>
-        <w:rPr>
-          <w:rFonts w:ascii="宋体" w:eastAsia="宋体" w:hAnsi="宋体" w:hint="eastAsia"/>
-          <w:sz w:val="28"/>
-          <w:szCs w:val="28"/>
-        </w:rPr>
-        <w:t>个人安全防护工具）例如：口罩、护目镜、防飞溅面罩、医疗防护服等</w:t>
+        <w:t xml:space="preserve">Personal Protective </w:t>
+      </w:r>
+      <w:proofErr w:type="spellStart"/>
+      <w:r>
+        <w:rPr>
+          <w:rFonts w:ascii="宋体" w:eastAsia="宋体" w:hAnsi="宋体"/>
+          <w:sz w:val="28"/>
+          <w:szCs w:val="28"/>
+        </w:rPr>
+        <w:t>Equipmen</w:t>
+      </w:r>
+      <w:proofErr w:type="spellEnd"/>
+      <w:r>
+        <w:rPr>
+          <w:rFonts w:ascii="宋体" w:eastAsia="宋体" w:hAnsi="宋体" w:hint="eastAsia"/>
+          <w:sz w:val="28"/>
+          <w:szCs w:val="28"/>
+        </w:rPr>
+        <w:t>个人防护装备</w:t>
+      </w:r>
+      <w:r>
+        <w:rPr>
+          <w:rFonts w:ascii="宋体" w:eastAsia="宋体" w:hAnsi="宋体" w:hint="eastAsia"/>
+          <w:sz w:val="28"/>
+          <w:szCs w:val="28"/>
+        </w:rPr>
+        <w:t>）例如：口罩、护目镜、防飞溅面罩、医疗防护服等</w:t>
       </w:r>
     </w:p>
     <w:p>
@@ -1261,7 +1279,23 @@
           <w:sz w:val="28"/>
           <w:szCs w:val="28"/>
         </w:rPr>
-        <w:t>（4）如果可能切断危险源（电源、气源、水源）</w:t>
+        <w:t>（4）</w:t>
+      </w:r>
+      <w:r>
+        <w:rPr>
+          <w:rFonts w:ascii="宋体" w:eastAsia="宋体" w:hAnsi="宋体" w:hint="eastAsia"/>
+          <w:sz w:val="28"/>
+          <w:szCs w:val="28"/>
+        </w:rPr>
+        <w:t>确保自身安全 尽可能</w:t>
+      </w:r>
+      <w:r>
+        <w:rPr>
+          <w:rFonts w:ascii="宋体" w:eastAsia="宋体" w:hAnsi="宋体" w:hint="eastAsia"/>
+          <w:sz w:val="28"/>
+          <w:szCs w:val="28"/>
+        </w:rPr>
+        <w:t>切断危险源（电源、气源、水源）</w:t>
       </w:r>
     </w:p>
     <w:p>
@@ -1395,143 +1429,185 @@
           <w:sz w:val="32"/>
           <w:szCs w:val="32"/>
         </w:rPr>
-        <w:t>4.6上报状态</w:t>
-      </w:r>
-    </w:p>
-    <w:p>
-      <w:pPr>
-        <w:rPr>
-          <w:rFonts w:ascii="宋体" w:eastAsia="宋体" w:hAnsi="宋体"/>
-          <w:sz w:val="28"/>
-          <w:szCs w:val="28"/>
-        </w:rPr>
-      </w:pPr>
-      <w:r>
-        <w:rPr>
-          <w:rFonts w:ascii="宋体" w:eastAsia="宋体" w:hAnsi="宋体"/>
-          <w:sz w:val="28"/>
-          <w:szCs w:val="28"/>
-        </w:rPr>
-        <w:tab/>
-      </w:r>
-      <w:r>
-        <w:rPr>
-          <w:rFonts w:ascii="宋体" w:eastAsia="宋体" w:hAnsi="宋体" w:hint="eastAsia"/>
-          <w:sz w:val="28"/>
-          <w:szCs w:val="28"/>
-        </w:rPr>
-        <w:t>（1）如遇无法控制风险，立刻上报</w:t>
-      </w:r>
-    </w:p>
-    <w:p>
-      <w:pPr>
-        <w:rPr>
-          <w:rFonts w:ascii="宋体" w:eastAsia="宋体" w:hAnsi="宋体"/>
-          <w:sz w:val="28"/>
-          <w:szCs w:val="28"/>
-        </w:rPr>
-      </w:pPr>
-      <w:r>
-        <w:rPr>
-          <w:rFonts w:ascii="宋体" w:eastAsia="宋体" w:hAnsi="宋体"/>
-          <w:sz w:val="28"/>
-          <w:szCs w:val="28"/>
-        </w:rPr>
-        <w:tab/>
-      </w:r>
-      <w:r>
-        <w:rPr>
-          <w:rFonts w:ascii="宋体" w:eastAsia="宋体" w:hAnsi="宋体" w:hint="eastAsia"/>
-          <w:sz w:val="28"/>
-          <w:szCs w:val="28"/>
-        </w:rPr>
-        <w:t>（2）必要请求官方紧急服务部门协助</w:t>
-      </w:r>
-    </w:p>
-    <w:p>
-      <w:pPr>
-        <w:rPr>
-          <w:rFonts w:ascii="宋体" w:eastAsia="宋体" w:hAnsi="宋体"/>
-          <w:sz w:val="28"/>
-          <w:szCs w:val="28"/>
-        </w:rPr>
-      </w:pPr>
-      <w:r>
-        <w:rPr>
-          <w:rFonts w:ascii="宋体" w:eastAsia="宋体" w:hAnsi="宋体"/>
-          <w:sz w:val="28"/>
-          <w:szCs w:val="28"/>
-        </w:rPr>
-        <w:tab/>
-      </w:r>
-      <w:r>
-        <w:rPr>
-          <w:rFonts w:ascii="宋体" w:eastAsia="宋体" w:hAnsi="宋体" w:hint="eastAsia"/>
-          <w:sz w:val="28"/>
-          <w:szCs w:val="28"/>
-        </w:rPr>
-        <w:t>（3）多人伤亡（M</w:t>
-      </w:r>
-      <w:r>
-        <w:rPr>
-          <w:rFonts w:ascii="宋体" w:eastAsia="宋体" w:hAnsi="宋体"/>
-          <w:sz w:val="28"/>
-          <w:szCs w:val="28"/>
-        </w:rPr>
-        <w:t>CI</w:t>
-      </w:r>
-      <w:r>
-        <w:rPr>
-          <w:rFonts w:ascii="宋体" w:eastAsia="宋体" w:hAnsi="宋体" w:hint="eastAsia"/>
-          <w:sz w:val="28"/>
-          <w:szCs w:val="28"/>
-        </w:rPr>
-        <w:t>）立刻上报</w:t>
-      </w:r>
-    </w:p>
-    <w:p>
-      <w:pPr>
-        <w:rPr>
-          <w:rFonts w:ascii="宋体" w:eastAsia="宋体" w:hAnsi="宋体"/>
-          <w:sz w:val="28"/>
-          <w:szCs w:val="28"/>
-        </w:rPr>
-      </w:pPr>
-    </w:p>
-    <w:p>
-      <w:pPr>
+        <w:t>4.6</w:t>
+      </w:r>
+      <w:r>
         <w:rPr>
           <w:rFonts w:ascii="宋体" w:eastAsia="宋体" w:hAnsi="宋体"/>
           <w:sz w:val="32"/>
           <w:szCs w:val="32"/>
         </w:rPr>
-      </w:pPr>
+        <w:t xml:space="preserve"> </w:t>
+      </w:r>
       <w:r>
         <w:rPr>
           <w:rFonts w:ascii="宋体" w:eastAsia="宋体" w:hAnsi="宋体" w:hint="eastAsia"/>
           <w:sz w:val="32"/>
           <w:szCs w:val="32"/>
         </w:rPr>
-        <w:t>参考书籍：</w:t>
-      </w:r>
-    </w:p>
-    <w:p>
-      <w:pPr>
-        <w:rPr>
-          <w:rStyle w:val="title"/>
+        <w:t>上报状态</w:t>
+      </w:r>
+    </w:p>
+    <w:p>
+      <w:pPr>
+        <w:rPr>
+          <w:rFonts w:ascii="宋体" w:eastAsia="宋体" w:hAnsi="宋体"/>
+          <w:sz w:val="28"/>
+          <w:szCs w:val="28"/>
+        </w:rPr>
+      </w:pPr>
+      <w:r>
+        <w:rPr>
+          <w:rFonts w:ascii="宋体" w:eastAsia="宋体" w:hAnsi="宋体"/>
+          <w:sz w:val="28"/>
+          <w:szCs w:val="28"/>
+        </w:rPr>
+        <w:tab/>
+      </w:r>
+      <w:r>
+        <w:rPr>
+          <w:rFonts w:ascii="宋体" w:eastAsia="宋体" w:hAnsi="宋体" w:hint="eastAsia"/>
+          <w:sz w:val="28"/>
+          <w:szCs w:val="28"/>
+        </w:rPr>
+        <w:t>（1）如遇无法控制风险，立刻上报</w:t>
+      </w:r>
+    </w:p>
+    <w:p>
+      <w:pPr>
+        <w:rPr>
+          <w:rFonts w:ascii="宋体" w:eastAsia="宋体" w:hAnsi="宋体"/>
+          <w:sz w:val="28"/>
+          <w:szCs w:val="28"/>
+        </w:rPr>
+      </w:pPr>
+      <w:r>
+        <w:rPr>
+          <w:rFonts w:ascii="宋体" w:eastAsia="宋体" w:hAnsi="宋体"/>
+          <w:sz w:val="28"/>
+          <w:szCs w:val="28"/>
+        </w:rPr>
+        <w:tab/>
+      </w:r>
+      <w:r>
+        <w:rPr>
+          <w:rFonts w:ascii="宋体" w:eastAsia="宋体" w:hAnsi="宋体" w:hint="eastAsia"/>
+          <w:sz w:val="28"/>
+          <w:szCs w:val="28"/>
+        </w:rPr>
+        <w:t>（2）必要请求官方紧急服务部门协助</w:t>
+      </w:r>
+    </w:p>
+    <w:p>
+      <w:pPr>
+        <w:rPr>
+          <w:rFonts w:ascii="宋体" w:eastAsia="宋体" w:hAnsi="宋体"/>
+          <w:sz w:val="28"/>
+          <w:szCs w:val="28"/>
+        </w:rPr>
+      </w:pPr>
+      <w:r>
+        <w:rPr>
+          <w:rFonts w:ascii="宋体" w:eastAsia="宋体" w:hAnsi="宋体"/>
+          <w:sz w:val="28"/>
+          <w:szCs w:val="28"/>
+        </w:rPr>
+        <w:tab/>
+      </w:r>
+      <w:r>
+        <w:rPr>
+          <w:rFonts w:ascii="宋体" w:eastAsia="宋体" w:hAnsi="宋体" w:hint="eastAsia"/>
+          <w:sz w:val="28"/>
+          <w:szCs w:val="28"/>
+        </w:rPr>
+        <w:t>（3）多人伤亡（M</w:t>
+      </w:r>
+      <w:r>
+        <w:rPr>
+          <w:rFonts w:ascii="宋体" w:eastAsia="宋体" w:hAnsi="宋体"/>
+          <w:sz w:val="28"/>
+          <w:szCs w:val="28"/>
+        </w:rPr>
+        <w:t>CI</w:t>
+      </w:r>
+      <w:r>
+        <w:rPr>
+          <w:rFonts w:ascii="宋体" w:eastAsia="宋体" w:hAnsi="宋体" w:hint="eastAsia"/>
+          <w:sz w:val="28"/>
+          <w:szCs w:val="28"/>
+        </w:rPr>
+        <w:t>）立刻上报</w:t>
+      </w:r>
+    </w:p>
+    <w:p>
+      <w:pPr>
+        <w:rPr>
+          <w:rFonts w:ascii="宋体" w:eastAsia="宋体" w:hAnsi="宋体"/>
+          <w:sz w:val="28"/>
+          <w:szCs w:val="28"/>
+        </w:rPr>
+      </w:pPr>
+    </w:p>
+    <w:p>
+      <w:pPr>
+        <w:rPr>
+          <w:rFonts w:ascii="宋体" w:eastAsia="宋体" w:hAnsi="宋体"/>
+          <w:sz w:val="28"/>
+          <w:szCs w:val="28"/>
+        </w:rPr>
+      </w:pPr>
+      <w:r>
+        <w:rPr>
+          <w:rFonts w:ascii="宋体" w:eastAsia="宋体" w:hAnsi="宋体" w:hint="eastAsia"/>
+          <w:sz w:val="28"/>
+          <w:szCs w:val="28"/>
+        </w:rPr>
+        <w:t>参考</w:t>
+      </w:r>
+      <w:r>
+        <w:rPr>
+          <w:rFonts w:ascii="宋体" w:eastAsia="宋体" w:hAnsi="宋体" w:hint="eastAsia"/>
+          <w:sz w:val="28"/>
+          <w:szCs w:val="28"/>
+        </w:rPr>
+        <w:t>文献</w:t>
+      </w:r>
+      <w:r>
+        <w:rPr>
+          <w:rFonts w:ascii="宋体" w:eastAsia="宋体" w:hAnsi="宋体" w:hint="eastAsia"/>
+          <w:sz w:val="28"/>
+          <w:szCs w:val="28"/>
+        </w:rPr>
+        <w:t>：</w:t>
+      </w:r>
+    </w:p>
+    <w:p>
+      <w:pPr>
+        <w:rPr>
+          <w:rStyle w:val="11"/>
           <w:rFonts w:ascii="宋体" w:eastAsia="宋体" w:hAnsi="宋体" w:cs="Arial"/>
           <w:color w:val="000000"/>
-          <w:sz w:val="28"/>
-          <w:szCs w:val="28"/>
-        </w:rPr>
-      </w:pPr>
-      <w:r>
-        <w:rPr>
-          <w:rStyle w:val="title"/>
+          <w:sz w:val="24"/>
+          <w:szCs w:val="24"/>
+        </w:rPr>
+      </w:pPr>
+      <w:r>
+        <w:rPr>
+          <w:rStyle w:val="11"/>
           <w:rFonts w:ascii="宋体" w:eastAsia="宋体" w:hAnsi="宋体" w:cs="Arial"/>
           <w:color w:val="000000"/>
-          <w:sz w:val="28"/>
-          <w:szCs w:val="28"/>
+          <w:sz w:val="24"/>
+          <w:szCs w:val="24"/>
+        </w:rPr>
+        <w:t>1.</w:t>
+      </w:r>
+      <w:r>
+        <w:rPr>
+          <w:rStyle w:val="11"/>
+          <w:rFonts w:ascii="宋体" w:eastAsia="宋体" w:hAnsi="宋体" w:cs="Arial"/>
+          <w:color w:val="000000"/>
+          <w:sz w:val="24"/>
+          <w:szCs w:val="24"/>
         </w:rPr>
         <w:t>EMS Scene Safety</w:t>
       </w:r>
@@ -1540,17 +1616,17 @@
       <w:pPr>
         <w:rPr>
           <w:rFonts w:ascii="宋体" w:eastAsia="宋体" w:hAnsi="宋体"/>
-          <w:sz w:val="28"/>
-          <w:szCs w:val="28"/>
-        </w:rPr>
-      </w:pPr>
-      <w:hyperlink r:id="rId5" w:history="1">
+          <w:sz w:val="24"/>
+          <w:szCs w:val="24"/>
+        </w:rPr>
+      </w:pPr>
+      <w:hyperlink r:id="rId7" w:history="1">
         <w:r>
           <w:rPr>
             <w:rStyle w:val="a7"/>
             <w:rFonts w:ascii="宋体" w:eastAsia="宋体" w:hAnsi="宋体"/>
-            <w:sz w:val="28"/>
-            <w:szCs w:val="28"/>
+            <w:sz w:val="24"/>
+            <w:szCs w:val="24"/>
           </w:rPr>
           <w:t>https://www.ncbi.nlm.nih.gov/books/NBK557615/</w:t>
         </w:r>
@@ -1559,7 +1635,7 @@
     <w:p>
       <w:pPr>
         <w:rPr>
-          <w:rFonts w:ascii="宋体" w:eastAsia="宋体" w:hAnsi="宋体" w:hint="eastAsia"/>
+          <w:rFonts w:ascii="宋体" w:eastAsia="宋体" w:hAnsi="宋体"/>
           <w:sz w:val="28"/>
           <w:szCs w:val="28"/>
         </w:rPr>
@@ -1582,6 +1658,44 @@
     </w:sectPr>
   </w:body>
 </w:document>
+</file>
+
+<file path=word/endnotes.xml><?xml version="1.0" encoding="utf-8"?>
+<w:endnotes xmlns:wpc="http://schemas.microsoft.com/office/word/2010/wordprocessingCanvas" xmlns:cx="http://schemas.microsoft.com/office/drawing/2014/chartex" xmlns:cx1="http://schemas.microsoft.com/office/drawing/2015/9/8/chartex" xmlns:cx2="http://schemas.microsoft.com/office/drawing/2015/10/21/chartex" xmlns:cx3="http://schemas.microsoft.com/office/drawing/2016/5/9/chartex" xmlns:cx4="http://schemas.microsoft.com/office/drawing/2016/5/10/chartex" xmlns:cx5="http://schemas.microsoft.com/office/drawing/2016/5/11/chartex" xmlns:cx6="http://schemas.microsoft.com/office/drawing/2016/5/12/chartex" xmlns:cx7="http://schemas.microsoft.com/office/drawing/2016/5/13/chartex" xmlns:cx8="http://schemas.microsoft.com/office/drawing/2016/5/14/chartex" xmlns:mc="http://schemas.openxmlformats.org/markup-compatibility/2006" xmlns:aink="http://schemas.microsoft.com/office/drawing/2016/ink" xmlns:am3d="http://schemas.microsoft.com/office/drawing/2017/model3d" xmlns:o="urn:schemas-microsoft-com:office:office" xmlns:r="http://schemas.openxmlformats.org/officeDocument/2006/relationships" xmlns:m="http://schemas.openxmlformats.org/officeDocument/2006/math" xmlns:v="urn:schemas-microsoft-com:vml" xmlns:wp14="http://schemas.microsoft.com/office/word/2010/wordprocessingDrawing" xmlns:wp="http://schemas.openxmlformats.org/drawingml/2006/wordprocessingDrawing" xmlns:w10="urn:schemas-microsoft-com:office:word" xmlns:w="http://schemas.openxmlformats.org/wordprocessingml/2006/main" xmlns:w14="http://schemas.microsoft.com/office/word/2010/wordml" xmlns:w15="http://schemas.microsoft.com/office/word/2012/wordml" xmlns:w16cex="http://schemas.microsoft.com/office/word/2018/wordml/cex" xmlns:w16cid="http://schemas.microsoft.com/office/word/2016/wordml/cid" xmlns:w16="http://schemas.microsoft.com/office/word/2018/wordml" xmlns:w16sdtdh="http://schemas.microsoft.com/office/word/2020/wordml/sdtdatahash" xmlns:w16se="http://schemas.microsoft.com/office/word/2015/wordml/symex" xmlns:wpg="http://schemas.microsoft.com/office/word/2010/wordprocessingGroup" xmlns:wpi="http://schemas.microsoft.com/office/word/2010/wordprocessingInk" xmlns:wne="http://schemas.microsoft.com/office/word/2006/wordml" xmlns:wps="http://schemas.microsoft.com/office/word/2010/wordprocessingShape" mc:Ignorable="w14 w15 w16se w16cid w16 w16cex w16sdtdh wp14">
+  <w:endnote w:type="separator" w:id="-1">
+    <w:p>
+      <w:r>
+        <w:separator/>
+      </w:r>
+    </w:p>
+  </w:endnote>
+  <w:endnote w:type="continuationSeparator" w:id="0">
+    <w:p>
+      <w:r>
+        <w:continuationSeparator/>
+      </w:r>
+    </w:p>
+  </w:endnote>
+</w:endnotes>
+</file>
+
+<file path=word/footnotes.xml><?xml version="1.0" encoding="utf-8"?>
+<w:footnotes xmlns:wpc="http://schemas.microsoft.com/office/word/2010/wordprocessingCanvas" xmlns:cx="http://schemas.microsoft.com/office/drawing/2014/chartex" xmlns:cx1="http://schemas.microsoft.com/office/drawing/2015/9/8/chartex" xmlns:cx2="http://schemas.microsoft.com/office/drawing/2015/10/21/chartex" xmlns:cx3="http://schemas.microsoft.com/office/drawing/2016/5/9/chartex" xmlns:cx4="http://schemas.microsoft.com/office/drawing/2016/5/10/chartex" xmlns:cx5="http://schemas.microsoft.com/office/drawing/2016/5/11/chartex" xmlns:cx6="http://schemas.microsoft.com/office/drawing/2016/5/12/chartex" xmlns:cx7="http://schemas.microsoft.com/office/drawing/2016/5/13/chartex" xmlns:cx8="http://schemas.microsoft.com/office/drawing/2016/5/14/chartex" xmlns:mc="http://schemas.openxmlformats.org/markup-compatibility/2006" xmlns:aink="http://schemas.microsoft.com/office/drawing/2016/ink" xmlns:am3d="http://schemas.microsoft.com/office/drawing/2017/model3d" xmlns:o="urn:schemas-microsoft-com:office:office" xmlns:r="http://schemas.openxmlformats.org/officeDocument/2006/relationships" xmlns:m="http://schemas.openxmlformats.org/officeDocument/2006/math" xmlns:v="urn:schemas-microsoft-com:vml" xmlns:wp14="http://schemas.microsoft.com/office/word/2010/wordprocessingDrawing" xmlns:wp="http://schemas.openxmlformats.org/drawingml/2006/wordprocessingDrawing" xmlns:w10="urn:schemas-microsoft-com:office:word" xmlns:w="http://schemas.openxmlformats.org/wordprocessingml/2006/main" xmlns:w14="http://schemas.microsoft.com/office/word/2010/wordml" xmlns:w15="http://schemas.microsoft.com/office/word/2012/wordml" xmlns:w16cex="http://schemas.microsoft.com/office/word/2018/wordml/cex" xmlns:w16cid="http://schemas.microsoft.com/office/word/2016/wordml/cid" xmlns:w16="http://schemas.microsoft.com/office/word/2018/wordml" xmlns:w16sdtdh="http://schemas.microsoft.com/office/word/2020/wordml/sdtdatahash" xmlns:w16se="http://schemas.microsoft.com/office/word/2015/wordml/symex" xmlns:wpg="http://schemas.microsoft.com/office/word/2010/wordprocessingGroup" xmlns:wpi="http://schemas.microsoft.com/office/word/2010/wordprocessingInk" xmlns:wne="http://schemas.microsoft.com/office/word/2006/wordml" xmlns:wps="http://schemas.microsoft.com/office/word/2010/wordprocessingShape" mc:Ignorable="w14 w15 w16se w16cid w16 w16cex w16sdtdh wp14">
+  <w:footnote w:type="separator" w:id="-1">
+    <w:p>
+      <w:r>
+        <w:separator/>
+      </w:r>
+    </w:p>
+  </w:footnote>
+  <w:footnote w:type="continuationSeparator" w:id="0">
+    <w:p>
+      <w:r>
+        <w:continuationSeparator/>
+      </w:r>
+    </w:p>
+  </w:footnote>
+</w:footnotes>
 </file>
 
 <file path=word/numbering.xml><?xml version="1.0" encoding="utf-8"?>
@@ -2688,8 +2802,8 @@
       <w:ind w:firstLineChars="200" w:firstLine="420"/>
     </w:pPr>
   </w:style>
-  <w:style w:type="character" w:customStyle="1" w:styleId="title">
-    <w:name w:val="title"/>
+  <w:style w:type="character" w:customStyle="1" w:styleId="11">
+    <w:name w:val="标题1"/>
     <w:basedOn w:val="a0"/>
     <w:rsid w:val="007B5B2B"/>
   </w:style>
@@ -2714,6 +2828,71 @@
     <w:rPr>
       <w:color w:val="605E5C"/>
       <w:shd w:val="clear" w:color="auto" w:fill="E1DFDD"/>
+    </w:rPr>
+  </w:style>
+  <w:style w:type="paragraph" w:styleId="a9">
+    <w:name w:val="header"/>
+    <w:basedOn w:val="a"/>
+    <w:link w:val="aa"/>
+    <w:uiPriority w:val="99"/>
+    <w:unhideWhenUsed/>
+    <w:rsid w:val="001A0F62"/>
+    <w:pPr>
+      <w:pBdr>
+        <w:bottom w:val="single" w:sz="6" w:space="1" w:color="auto"/>
+      </w:pBdr>
+      <w:tabs>
+        <w:tab w:val="center" w:pos="4153"/>
+        <w:tab w:val="right" w:pos="8306"/>
+      </w:tabs>
+      <w:snapToGrid w:val="0"/>
+      <w:jc w:val="center"/>
+    </w:pPr>
+    <w:rPr>
+      <w:sz w:val="18"/>
+      <w:szCs w:val="18"/>
+    </w:rPr>
+  </w:style>
+  <w:style w:type="character" w:customStyle="1" w:styleId="aa">
+    <w:name w:val="页眉 字符"/>
+    <w:basedOn w:val="a0"/>
+    <w:link w:val="a9"/>
+    <w:uiPriority w:val="99"/>
+    <w:rsid w:val="001A0F62"/>
+    <w:rPr>
+      <w:sz w:val="18"/>
+      <w:szCs w:val="18"/>
+    </w:rPr>
+  </w:style>
+  <w:style w:type="paragraph" w:styleId="ab">
+    <w:name w:val="footer"/>
+    <w:basedOn w:val="a"/>
+    <w:link w:val="ac"/>
+    <w:uiPriority w:val="99"/>
+    <w:unhideWhenUsed/>
+    <w:rsid w:val="001A0F62"/>
+    <w:pPr>
+      <w:tabs>
+        <w:tab w:val="center" w:pos="4153"/>
+        <w:tab w:val="right" w:pos="8306"/>
+      </w:tabs>
+      <w:snapToGrid w:val="0"/>
+      <w:jc w:val="left"/>
+    </w:pPr>
+    <w:rPr>
+      <w:sz w:val="18"/>
+      <w:szCs w:val="18"/>
+    </w:rPr>
+  </w:style>
+  <w:style w:type="character" w:customStyle="1" w:styleId="ac">
+    <w:name w:val="页脚 字符"/>
+    <w:basedOn w:val="a0"/>
+    <w:link w:val="ab"/>
+    <w:uiPriority w:val="99"/>
+    <w:rsid w:val="001A0F62"/>
+    <w:rPr>
+      <w:sz w:val="18"/>
+      <w:szCs w:val="18"/>
     </w:rPr>
   </w:style>
 </w:styles>
